--- a/docs/Team_Reflection.docx
+++ b/docs/Team_Reflection.docx
@@ -4,140 +4,208 @@
   <w:body>
     <w:p>
       <w:pPr>
-        <w:pStyle w:val="Heading1"/>
+        <w:keepNext/>
+        <w:spacing w:before="280" w:after="120"/>
       </w:pPr>
       <w:r>
         <w:rPr>
+          <w:rFonts w:ascii="Calibri" w:hAnsi="Calibri"/>
+          <w:b/>
           <w:color w:val="000000"/>
+          <w:sz w:val="36"/>
         </w:rPr>
         <w:t>Team Reflection</w:t>
       </w:r>
     </w:p>
     <w:p>
+      <w:pPr>
+        <w:spacing w:after="160" w:before="0" w:lineRule="auto" w:line="276"/>
+        <w:jc w:val="both"/>
+      </w:pPr>
       <w:r>
         <w:rPr>
+          <w:rFonts w:ascii="Calibri" w:hAnsi="Calibri"/>
+          <w:b w:val="0"/>
+          <w:i w:val="0"/>
           <w:color w:val="000000"/>
+          <w:sz w:val="22"/>
         </w:rPr>
-        <w:t>Working on PixLang gave us a much clearer picture of what actually happens</w:t>
-        <w:br/>
-        <w:t>between writing a piece of source code and seeing a result on screen. Splitting</w:t>
-        <w:br/>
-        <w:t>the compiler into six discrete phases, lexer, parser, semantic analyser, IR</w:t>
-        <w:br/>
-        <w:t>generator, optimiser, and code generator, forced us to think about each stage</w:t>
-        <w:br/>
-        <w:t>in isolation rather than as one big translation step.</w:t>
+        <w:t>Working on PixLang gave us a much clearer picture of what actually happens between writing a piece of source code and seeing a result on screen. Splitting the compiler into six discrete phases (lexer, parser, semantic analyser, IR generator, optimiser, and code generator) forced us to think about each stage in isolation rather than as one big translation step.</w:t>
       </w:r>
     </w:p>
     <w:p>
+      <w:pPr>
+        <w:keepNext/>
+        <w:spacing w:before="200" w:after="120"/>
+      </w:pPr>
       <w:r>
         <w:rPr>
+          <w:rFonts w:ascii="Calibri" w:hAnsi="Calibri"/>
+          <w:b/>
           <w:color w:val="000000"/>
+          <w:sz w:val="26"/>
         </w:rPr>
-        <w:t>Team contributions:</w:t>
+        <w:t>Team Contributions</w:t>
       </w:r>
     </w:p>
     <w:p>
+      <w:pPr>
+        <w:spacing w:after="40" w:before="0" w:lineRule="auto" w:line="276"/>
+      </w:pPr>
       <w:r>
         <w:rPr>
+          <w:rFonts w:ascii="Calibri" w:hAnsi="Calibri"/>
+          <w:b/>
+          <w:i w:val="0"/>
           <w:color w:val="000000"/>
+          <w:sz w:val="22"/>
         </w:rPr>
-        <w:t>Mehroz Muneer (23K-0748) led the front-end of the compiler. He built the</w:t>
-        <w:br/>
-        <w:t>hand-written DFA lexer and the recursive-descent parser, designed the AST</w:t>
-        <w:br/>
-        <w:t>node hierarchy in ast_nodes.py, and produced the EBNF grammar that the</w:t>
-        <w:br/>
-        <w:t>parser implements. He also set up the CLI driver in compiler.py, integrated</w:t>
-        <w:br/>
-        <w:t>the six phases into a single pipeline, and authored the --debug output that</w:t>
-        <w:br/>
-        <w:t>prints every intermediate representation. Most of the test programs in</w:t>
-        <w:br/>
-        <w:t>tests/ were written and debugged by him as the language took shape.</w:t>
+        <w:t>Mehroz Muneer (23K-0748)</w:t>
       </w:r>
     </w:p>
     <w:p>
+      <w:pPr>
+        <w:spacing w:after="160" w:before="0" w:lineRule="auto" w:line="276"/>
+        <w:jc w:val="both"/>
+      </w:pPr>
       <w:r>
         <w:rPr>
+          <w:rFonts w:ascii="Calibri" w:hAnsi="Calibri"/>
+          <w:b w:val="0"/>
+          <w:i w:val="0"/>
           <w:color w:val="000000"/>
+          <w:sz w:val="22"/>
         </w:rPr>
-        <w:t>Dua Shafiq (23K-0825) was responsible for the middle and back-end. She wrote</w:t>
-        <w:br/>
-        <w:t>the semantic analyser including the scoped symbol table and the type system</w:t>
-        <w:br/>
-        <w:t>(INT, FLOAT, COLOR, STRING), handled CANVAS-before-drawing validation and</w:t>
-        <w:br/>
-        <w:t>palette resolution, and produced the line-accurate semantic error messages.</w:t>
-        <w:br/>
-        <w:t>She also implemented the IR generator that lowers the AST to Three-Address</w:t>
-        <w:br/>
-        <w:t>Code and the optimiser passes, constant folding and dead-variable</w:t>
-        <w:br/>
-        <w:t>elimination, that make the --debug instruction counts drop visibly.</w:t>
+        <w:t>Led the front-end of the compiler. Built the hand-written DFA lexer and the recursive-descent parser, designed the AST node hierarchy in ast_nodes.py, and produced the EBNF grammar that the parser implements. Set up the CLI driver in compiler.py, integrated the six phases into a single pipeline, and authored the --debug output that prints every intermediate representation. Wrote and debugged most of the test programs in tests/ as the language took shape.</w:t>
       </w:r>
     </w:p>
     <w:p>
+      <w:pPr>
+        <w:spacing w:after="40" w:before="0" w:lineRule="auto" w:line="276"/>
+      </w:pPr>
       <w:r>
         <w:rPr>
+          <w:rFonts w:ascii="Calibri" w:hAnsi="Calibri"/>
+          <w:b/>
+          <w:i w:val="0"/>
           <w:color w:val="000000"/>
+          <w:sz w:val="22"/>
         </w:rPr>
-        <w:t>Kashan Hamid (23K-0747) owned code generation, tooling, and the user-facing</w:t>
-        <w:br/>
-        <w:t>parts of the project. He built the TAC interpreter / virtual machine in</w:t>
-        <w:br/>
-        <w:t>codegen.py that drives the Pillow image library, the interactive REPL, and</w:t>
-        <w:br/>
-        <w:t>the Streamlit playground in ui/app.py. He generated the parse-tree, DFA,</w:t>
-        <w:br/>
-        <w:t>and symbol-table diagrams under diagrams/, organised the project into its</w:t>
-        <w:br/>
-        <w:t>final src / ui / tests / outputs / docs layout, and wrote and maintained</w:t>
-        <w:br/>
-        <w:t>the README.</w:t>
+        <w:t>Dua Shafiq (23K-0825)</w:t>
       </w:r>
     </w:p>
     <w:p>
+      <w:pPr>
+        <w:spacing w:after="160" w:before="0" w:lineRule="auto" w:line="276"/>
+        <w:jc w:val="both"/>
+      </w:pPr>
       <w:r>
         <w:rPr>
+          <w:rFonts w:ascii="Calibri" w:hAnsi="Calibri"/>
+          <w:b w:val="0"/>
+          <w:i w:val="0"/>
           <w:color w:val="000000"/>
+          <w:sz w:val="22"/>
         </w:rPr>
-        <w:t>The hardest parts were the parser and the semantic analyser. Recursive descent</w:t>
-        <w:br/>
-        <w:t>looks straightforward in theory, but handling operator precedence, palette</w:t>
-        <w:br/>
-        <w:t>indexing, and statements that span multiple lines (like LOOP and IF blocks)</w:t>
-        <w:br/>
-        <w:t>required a lot of careful planning. Semantic analysis was tricky in a different</w:t>
-        <w:br/>
-        <w:t>way, keeping the symbol table consistent across nested scopes and producing</w:t>
-        <w:br/>
-        <w:t>useful error messages took several rewrites before it felt right.</w:t>
+        <w:t>Owned the middle and back-end of the compiler. Wrote the semantic analyser including the scoped symbol table and the type system (INT, FLOAT, COLOR, STRING), handled CANVAS-before-drawing validation and palette resolution, and produced the line-accurate semantic error messages. Implemented the IR generator that lowers the AST to Three-Address Code and the two optimiser passes (constant folding and dead-variable elimination) that make the --debug instruction counts drop visibly.</w:t>
       </w:r>
     </w:p>
     <w:p>
+      <w:pPr>
+        <w:spacing w:after="40" w:before="0" w:lineRule="auto" w:line="276"/>
+      </w:pPr>
       <w:r>
         <w:rPr>
+          <w:rFonts w:ascii="Calibri" w:hAnsi="Calibri"/>
+          <w:b/>
+          <w:i w:val="0"/>
           <w:color w:val="000000"/>
+          <w:sz w:val="22"/>
         </w:rPr>
-        <w:t>Generating Three-Address Code and watching the optimiser fold constants and</w:t>
-        <w:br/>
-        <w:t>remove dead variables was the most satisfying part. It made the theory from</w:t>
-        <w:br/>
-        <w:t>class concrete: we could literally see the instruction count drop in the</w:t>
-        <w:br/>
-        <w:t>--debug output. If we extended PixLang we would add user-defined functions,</w:t>
-        <w:br/>
-        <w:t>nested palettes, and a richer optimiser (common subexpression elimination,</w:t>
-        <w:br/>
-        <w:t>loop-invariant code motion). We would also like to expand the Streamlit</w:t>
-        <w:br/>
-        <w:t>playground into a proper IDE with syntax highlighting and live preview.</w:t>
+        <w:t>Kashan Hamid (23K-0747)</w:t>
+      </w:r>
+    </w:p>
+    <w:p>
+      <w:pPr>
+        <w:spacing w:after="160" w:before="0" w:lineRule="auto" w:line="276"/>
+        <w:jc w:val="both"/>
+      </w:pPr>
+      <w:r>
+        <w:rPr>
+          <w:rFonts w:ascii="Calibri" w:hAnsi="Calibri"/>
+          <w:b w:val="0"/>
+          <w:i w:val="0"/>
+          <w:color w:val="000000"/>
+          <w:sz w:val="22"/>
+        </w:rPr>
+        <w:t>Owned code generation, tooling, and the user-facing parts of the project. Built the TAC interpreter / virtual machine in codegen.py that drives the Pillow image library, the interactive REPL, and the Streamlit playground in ui/app.py. Generated the parse-tree, DFA, and symbol-table diagrams under diagrams/, organised the project into its final src / ui / tests / outputs / docs layout, and wrote and maintained the README.</w:t>
+      </w:r>
+    </w:p>
+    <w:p>
+      <w:pPr>
+        <w:keepNext/>
+        <w:spacing w:before="200" w:after="120"/>
+      </w:pPr>
+      <w:r>
+        <w:rPr>
+          <w:rFonts w:ascii="Calibri" w:hAnsi="Calibri"/>
+          <w:b/>
+          <w:color w:val="000000"/>
+          <w:sz w:val="26"/>
+        </w:rPr>
+        <w:t>Challenges</w:t>
+      </w:r>
+    </w:p>
+    <w:p>
+      <w:pPr>
+        <w:spacing w:after="160" w:before="0" w:lineRule="auto" w:line="276"/>
+        <w:jc w:val="both"/>
+      </w:pPr>
+      <w:r>
+        <w:rPr>
+          <w:rFonts w:ascii="Calibri" w:hAnsi="Calibri"/>
+          <w:b w:val="0"/>
+          <w:i w:val="0"/>
+          <w:color w:val="000000"/>
+          <w:sz w:val="22"/>
+        </w:rPr>
+        <w:t>The hardest parts were the parser and the semantic analyser. Recursive descent looks straightforward in theory, but handling operator precedence, palette indexing, and statements that span multiple lines (LOOP and IF blocks) required careful planning. Semantic analysis was tricky in a different way: keeping the symbol table consistent across nested scopes and producing useful error messages took several rewrites before it felt right.</w:t>
+      </w:r>
+    </w:p>
+    <w:p>
+      <w:pPr>
+        <w:keepNext/>
+        <w:spacing w:before="200" w:after="120"/>
+      </w:pPr>
+      <w:r>
+        <w:rPr>
+          <w:rFonts w:ascii="Calibri" w:hAnsi="Calibri"/>
+          <w:b/>
+          <w:color w:val="000000"/>
+          <w:sz w:val="26"/>
+        </w:rPr>
+        <w:t>What We Learned and Future Work</w:t>
+      </w:r>
+    </w:p>
+    <w:p>
+      <w:pPr>
+        <w:spacing w:after="160" w:before="0" w:lineRule="auto" w:line="276"/>
+        <w:jc w:val="both"/>
+      </w:pPr>
+      <w:r>
+        <w:rPr>
+          <w:rFonts w:ascii="Calibri" w:hAnsi="Calibri"/>
+          <w:b w:val="0"/>
+          <w:i w:val="0"/>
+          <w:color w:val="000000"/>
+          <w:sz w:val="22"/>
+        </w:rPr>
+        <w:t>Generating Three-Address Code and watching the optimiser fold constants and remove dead variables was the most satisfying part. It made the theory from class concrete: we could literally see the instruction count drop in the --debug output. If we extended PixLang we would add user-defined functions, nested palettes, and a richer optimiser (common subexpression elimination, loop-invariant code motion). We would also like to expand the Streamlit playground into a proper IDE with syntax highlighting and a live preview.</w:t>
       </w:r>
     </w:p>
     <w:sectPr>
       <w:pgSz w:w="12240" w:h="15840"/>
-      <w:pgMar w:top="1440" w:right="1800" w:bottom="1440" w:left="1800" w:header="720" w:footer="720" w:gutter="0"/>
+      <w:pgMar w:top="1417" w:right="1417" w:bottom="1417" w:left="1417" w:header="720" w:footer="720" w:gutter="0"/>
       <w:cols w:space="720"/>
       <w:docGrid w:linePitch="360"/>
     </w:sectPr>

--- a/docs/Team_Reflection.docx
+++ b/docs/Team_Reflection.docx
@@ -16,6 +16,31 @@
         </w:rPr>
         <w:t>Team Reflection</w:t>
       </w:r>
+    </w:p>
+    <w:p>
+      <w:pPr>
+        <w:spacing w:after="200"/>
+      </w:pPr>
+      <w:r>
+        <w:rPr>
+          <w:rFonts w:ascii="Calibri" w:hAnsi="Calibri"/>
+          <w:b/>
+          <w:color w:val="000000"/>
+          <w:sz w:val="22"/>
+        </w:rPr>
+        <w:t xml:space="preserve">Project Repository: </w:t>
+      </w:r>
+      <w:hyperlink r:id="rId9">
+        <w:r>
+          <w:rPr>
+            <w:rFonts w:ascii="Calibri" w:hAnsi="Calibri"/>
+            <w:sz w:val="22"/>
+            <w:color w:val="0563C1"/>
+            <w:u w:val="single"/>
+          </w:rPr>
+          <w:t>https://github.com/MuhammadMehroz786/Pixel-Lang</w:t>
+        </w:r>
+      </w:hyperlink>
     </w:p>
     <w:p>
       <w:pPr>
